--- a/Estructura modelo.docx
+++ b/Estructura modelo.docx
@@ -1245,15 +1245,6 @@
     </w:p>
     <w:p>
       <w:pPr>
-        <w:rPr>
-          <w:rFonts w:ascii="Calibri" w:hAnsi="Calibri" w:cs="Calibri"/>
-          <w:sz w:val="18"/>
-          <w:szCs w:val="18"/>
-        </w:rPr>
-      </w:pPr>
-    </w:p>
-    <w:p>
-      <w:pPr>
         <w:pStyle w:val="Prrafodelista"/>
         <w:numPr>
           <w:ilvl w:val="0"/>
@@ -1378,6 +1369,112 @@
           <w:szCs w:val="18"/>
         </w:rPr>
         <w:t>Le digo que saque, por ejemplo, las 15 primeras (por id), que es lo que después Full Stack printea en la página web.</w:t>
+      </w:r>
+    </w:p>
+    <w:p>
+      <w:pPr>
+        <w:rPr>
+          <w:rFonts w:ascii="Calibri" w:hAnsi="Calibri" w:cs="Calibri"/>
+          <w:sz w:val="18"/>
+          <w:szCs w:val="18"/>
+        </w:rPr>
+      </w:pPr>
+    </w:p>
+    <w:p>
+      <w:pPr>
+        <w:rPr>
+          <w:rFonts w:ascii="Calibri" w:hAnsi="Calibri" w:cs="Calibri"/>
+          <w:sz w:val="18"/>
+          <w:szCs w:val="18"/>
+        </w:rPr>
+      </w:pPr>
+      <w:r>
+        <w:rPr>
+          <w:rFonts w:ascii="Calibri" w:hAnsi="Calibri" w:cs="Calibri"/>
+          <w:sz w:val="18"/>
+          <w:szCs w:val="18"/>
+        </w:rPr>
+        <w:t>Unir las tablas desde SQL por id:</w:t>
+      </w:r>
+    </w:p>
+    <w:p>
+      <w:pPr>
+        <w:rPr>
+          <w:rFonts w:ascii="Calibri" w:hAnsi="Calibri" w:cs="Calibri"/>
+          <w:sz w:val="18"/>
+          <w:szCs w:val="18"/>
+        </w:rPr>
+      </w:pPr>
+      <w:r>
+        <w:rPr>
+          <w:rFonts w:ascii="Calibri" w:hAnsi="Calibri" w:cs="Calibri"/>
+          <w:sz w:val="18"/>
+          <w:szCs w:val="18"/>
+        </w:rPr>
+        <w:t xml:space="preserve">Tabla user, Tabla id_intereses, Tabla User-Interés, Tablas valoración-id_lugar (3), Tabla eventos, Tabla gastro, Tabla museos </w:t>
+      </w:r>
+    </w:p>
+    <w:p>
+      <w:pPr>
+        <w:rPr>
+          <w:rFonts w:ascii="Calibri" w:hAnsi="Calibri" w:cs="Calibri"/>
+          <w:sz w:val="18"/>
+          <w:szCs w:val="18"/>
+        </w:rPr>
+      </w:pPr>
+      <w:r>
+        <w:rPr>
+          <w:rFonts w:ascii="Calibri" w:hAnsi="Calibri" w:cs="Calibri"/>
+          <w:sz w:val="18"/>
+          <w:szCs w:val="18"/>
+        </w:rPr>
+        <w:t>Edad,hosteleria_restaurante,hosteleria_asador,hosteleria_sidreria,hosteleria_bodega,hosteleria_queseria,Gourmet_Agricultura_ecologica,Gourmet_Denominacion_de_Origen,</w:t>
+      </w:r>
+      <w:r>
+        <w:rPr>
+          <w:rFonts w:ascii="Calibri" w:hAnsi="Calibri" w:cs="Calibri"/>
+          <w:b/>
+          <w:bCs/>
+          <w:sz w:val="18"/>
+          <w:szCs w:val="18"/>
+        </w:rPr>
+        <w:t>Gourmet_Eusko_Label,</w:t>
+      </w:r>
+      <w:r>
+        <w:rPr>
+          <w:rFonts w:ascii="Calibri" w:hAnsi="Calibri" w:cs="Calibri"/>
+          <w:sz w:val="18"/>
+          <w:szCs w:val="18"/>
+        </w:rPr>
+        <w:t>Gourmet_Euskal_Baserri,Target_Review,hombre,mujer,otro,user_bizkaia,user_gipuzkoa,user_alava,local_restaurante,</w:t>
+      </w:r>
+      <w:r>
+        <w:rPr>
+          <w:rFonts w:ascii="Calibri" w:hAnsi="Calibri" w:cs="Calibri"/>
+          <w:b/>
+          <w:bCs/>
+          <w:sz w:val="18"/>
+          <w:szCs w:val="18"/>
+        </w:rPr>
+        <w:t>local_asador,</w:t>
+      </w:r>
+      <w:r>
+        <w:rPr>
+          <w:rFonts w:ascii="Calibri" w:hAnsi="Calibri" w:cs="Calibri"/>
+          <w:sz w:val="18"/>
+          <w:szCs w:val="18"/>
+        </w:rPr>
+        <w:t>local_sidreria,local_bodega,local_queseria,local_bizkaia,local_gipuzkoa,local_alava,sol,estrella,q,</w:t>
+      </w:r>
+      <w:r>
+        <w:rPr>
+          <w:rFonts w:ascii="Calibri" w:hAnsi="Calibri" w:cs="Calibri"/>
+          <w:b/>
+          <w:bCs/>
+          <w:sz w:val="18"/>
+          <w:szCs w:val="18"/>
+        </w:rPr>
+        <w:t>local_valoracion</w:t>
       </w:r>
     </w:p>
     <w:sectPr>
@@ -2510,7 +2607,6 @@
   <w:style w:type="character" w:default="1" w:styleId="Fuentedeprrafopredeter">
     <w:name w:val="Default Paragraph Font"/>
     <w:uiPriority w:val="1"/>
-    <w:semiHidden/>
     <w:unhideWhenUsed/>
   </w:style>
   <w:style w:type="table" w:default="1" w:styleId="Tablanormal">
